--- a/Глава_01.docx
+++ b/Глава_01.docx
@@ -823,7 +823,7 @@
         <w:jc w:val="both"/>
       </w:pPr>
       <w:r>
-        <w:t>Я думала о ремне дольше, чем он того стоил, потому что до комиссии оставалось две недели, а думать о комиссии не хотелось.</w:t>
+        <w:t>Я думала о ремне дольше, чем он того стоил, потому что списки на комиссию подавали через две недели, а думать о комиссии не хотелось.</w:t>
       </w:r>
     </w:p>
     <w:p>
@@ -857,13 +857,7 @@
         <w:t xml:space="preserve"> волосы я собрала на затылке вслепую. В зеркале над умывальником помещалось пол-лица: </w:t>
       </w:r>
       <w:r>
-        <w:t xml:space="preserve">то ли </w:t>
-      </w:r>
-      <w:r>
-        <w:t xml:space="preserve">серый </w:t>
-      </w:r>
-      <w:r>
-        <w:t xml:space="preserve">то ли голубой </w:t>
+        <w:t xml:space="preserve">то ли серый, то ли голубой </w:t>
       </w:r>
       <w:r>
         <w:t>глаз, скула и след от складки на щеке. Хватило. Вторую половину я знала и без зеркала, она была такая же худая и невыспавшаяся.</w:t>
@@ -884,7 +878,7 @@
         <w:jc w:val="both"/>
       </w:pPr>
       <w:r>
-        <w:t>Во дворе пахло мокрым деревом и разлитым пивом. Мужик в куртке всё ещё сидел на корточках над обломками бочки и разговаривал с ними так, как разговаривают с вещами, когда рядом никого нет. Кайр ждал у ворот, прислонившись плечом к столбу, и держал в руках две вещи сразу: свой планшет с зажимом и мой, который я</w:t>
+        <w:t>Во дворе пахло мокрым деревом и разлитым пивом. Мужик в куртке сидел на корточках над обломками бочки — судя по запаху, с ночи — и разговаривал с ними так, как разговаривают с вещами, когда рядом никого нет. Кайр ждал у ворот, прислонившись плечом к столбу, и держал в руках две вещи сразу: свой планшет с зажимом и мой, который я</w:t>
       </w:r>
       <w:r>
         <w:t>…</w:t>
@@ -1058,7 +1052,7 @@
         <w:jc w:val="both"/>
       </w:pPr>
       <w:r>
-        <w:t xml:space="preserve">Я не нашлась что ответить, и он не стал развивать, и мы просто пошли дальше. На первом мостке вода продавила доску и брызнула мне в сапог. Носок сразу намок у двух </w:t>
+        <w:t xml:space="preserve">Я не нашлась, что ответить, и он не стал развивать, и мы просто пошли дальше. На первом мостке вода продавила доску и брызнула мне в сапог. Носок сразу намок у двух </w:t>
       </w:r>
       <w:r>
         <w:lastRenderedPageBreak/>
@@ -1255,7 +1249,7 @@
         <w:jc w:val="both"/>
       </w:pPr>
       <w:r>
-        <w:t>Нога поехала. Кайр поймал меня за локоть раньше, чем я успела вернуть равновесие, и отпустил сразу, как только я встала ровно.</w:t>
+        <w:t>Нога поехала. Кайр перехватил меня за локоть — равновесия ещё не было — и отпустил сразу, как только я встала ровно.</w:t>
       </w:r>
     </w:p>
     <w:p>
@@ -1943,7 +1937,7 @@
         <w:jc w:val="both"/>
       </w:pPr>
       <w:r>
-        <w:t xml:space="preserve">Кайр купил два куска и заплатил раньше, чем я успела достать кошелёк, и это была та мелочь, из-за которой я потом полдня чувствовала себя должной. Тесто обжигало пальцы. Перца на нём было ровно столько, чтобы </w:t>
+        <w:t xml:space="preserve">Кайр купил два куска и заплатил, не дав мне достать кошелёк, и это была та мелочь, из-за которой я потом полдня чувствовала себя должной. Тесто обжигало пальцы. Перца на нём было ровно столько, чтобы </w:t>
       </w:r>
       <w:r>
         <w:t xml:space="preserve">тот </w:t>
@@ -2094,7 +2088,7 @@
         <w:jc w:val="both"/>
       </w:pPr>
       <w:r>
-        <w:t>Филиал встретил нас обычным утренним гулом. В нижнем вестибюле пахло мокрой шерстью — сорок человек одновременно снимали плащи — и мелом: кто-то опять чистил доску всухую. На каменном полу стояли следы сапог, налезая друг на друга, и служительница уже гоняла серую воду к двери тряпкой на длинной палке. В Арклайте утро всегда начиналось одинаково, даже если у тебя самой оно началось на полу в одеяле.</w:t>
+        <w:t>Филиал встретил нас обычным утренним гулом. В нижнем вестибюле пахло мокрой шерстью — все разом снимали плащи — и мелом: кто-то опять чистил доску всухую. На каменном полу стояли следы сапог, налезая друг на друга, и служительница уже гоняла серую воду к двери тряпкой на длинной палке. В Арклайте утро всегда начиналось одинаково, даже если у тебя самой оно началось на полу в одеяле.</w:t>
       </w:r>
     </w:p>
     <w:p>
@@ -2203,7 +2197,7 @@
         <w:jc w:val="both"/>
       </w:pPr>
       <w:r>
-        <w:t>— А у меня стоит. — Она наконец обернулась, и по лицу было видно, что сказала не подумав. — Прости.</w:t>
+        <w:t>— А у меня стоит. — Она наконец обернулась. Сказала и сама это поняла. — Прости.</w:t>
       </w:r>
     </w:p>
     <w:p>
@@ -2628,7 +2622,7 @@
         <w:jc w:val="both"/>
       </w:pPr>
       <w:r>
-        <w:t>Первые полтора года я его всё равно брала. Клала перед собой, повторяла три слова, делала движение, и внутри в это время не происходило ничего. Даже пустоты никакой не было, пустота — это когда чувствуешь, что пусто. Просто тянешься за вещью, и оказывается, что тянуться нечем. Потом перестала.</w:t>
+        <w:t>Первые полтора года я его всё-таки брала. Клала перед собой, повторяла три слова, делала движение, и внутри в это время не происходило ничего. Даже пустоты никакой не было, пустота — это когда чувствуешь, что пусто. Просто тянешься за вещью, и оказывается, что тянуться нечем. Потом перестала.</w:t>
       </w:r>
     </w:p>
     <w:p>
@@ -3678,16 +3672,16 @@
         <w:jc w:val="both"/>
       </w:pPr>
       <w:r>
-        <w:t>Кайр потом сказал, что тоже потерял. Он сказал это, когда всё уже кончилось, и по лицу было видно, что утешать он не собирался. Просто так было.</w:t>
-      </w:r>
-    </w:p>
-    <w:p>
-      <w:pPr>
-        <w:ind w:firstLine="709"/>
-        <w:jc w:val="both"/>
-      </w:pPr>
-      <w:r>
-        <w:t>Дальше мальчишка не отклонялся. Портовое управление, вручение под роспись, время — одиннадцать двадцать шесть. Свёрток из лавки на Бочарной он до этого переложил из сумки за пазуху.</w:t>
+        <w:t>Кайр потом сказал, что тоже потерял. Он сказал это, когда всё уже кончилось, ровно, без попытки утешить. Просто так было.</w:t>
+      </w:r>
+    </w:p>
+    <w:p>
+      <w:pPr>
+        <w:ind w:firstLine="709"/>
+        <w:jc w:val="both"/>
+      </w:pPr>
+      <w:r>
+        <w:t>Дальше мальчишка не отклонялся. Портовое управление, вручение под роспись, время — около половины двенадцатого. Свёрток из лавки на Бочарной он до этого переложил из сумки за пазуху.</w:t>
       </w:r>
     </w:p>
     <w:p>
@@ -4453,7 +4447,7 @@
         <w:jc w:val="both"/>
       </w:pPr>
       <w:r>
-        <w:t>Большая идёт полтора серебряных вместо серебряного, а туши в ней вдвое. Это правда. Случай не мой: полтора у меня есть, после них останется восемь дней и семнадцать медных, и в эти восемь дней не помещаются ни свечи, ни то, что случится, если случится.</w:t>
+        <w:t>Большая идёт полтора серебряных вместо серебряного, а туши в ней вдвое. Это правда. Случай не мой: полтора у меня есть, но после большой да листов останется впритык на восемь дней, и в эти восемь дней не помещаются ни свечи, ни то, что случится, если случится.</w:t>
       </w:r>
     </w:p>
     <w:p>
@@ -4526,16 +4520,16 @@
       </w:pPr>
       <w:r>
         <w:lastRenderedPageBreak/>
-        <w:t>Ремень я тронула рукой машинально, на второй дырке, и решила, что ещё месяц он проходит.</w:t>
-      </w:r>
-    </w:p>
-    <w:p>
-      <w:pPr>
-        <w:ind w:firstLine="709"/>
-        <w:jc w:val="both"/>
-      </w:pPr>
-      <w:r>
-        <w:t>До комиссии оставалось две недели. Когда пустая строка начинала давить сильнее обычного, я заходила к Хельге под каким-нибудь предлогом и проверяла, стоит ли за мной прежнее место. В прошлый раз она сказала приходить через неделю; неделя кончилась вчера. Перерыва до третьего колокола как раз хватало.</w:t>
+        <w:t>Ремень я тронула рукой машинально, на последней дырке, и решила, что ещё месяц он проходит.</w:t>
+      </w:r>
+    </w:p>
+    <w:p>
+      <w:pPr>
+        <w:ind w:firstLine="709"/>
+        <w:jc w:val="both"/>
+      </w:pPr>
+      <w:r>
+        <w:t>До подачи списков оставалось две недели. Когда пустая строка начинала давить сильнее обычного, я заходила к Хельге под каким-нибудь предлогом и проверяла, стоит ли за мной прежнее место. В прошлый раз она сказала приходить через неделю; неделя кончилась вчера. Перерыва до третьего колокола как раз хватало.</w:t>
       </w:r>
     </w:p>
     <w:p>
@@ -4598,16 +4592,16 @@
         <w:jc w:val="both"/>
       </w:pPr>
       <w:r>
-        <w:t>Хельга стояла у печи спиной к двери. Она была невысокая, широкая в плечах и крепкая так, как становятся крепкими от чугунков, которые каждый день снимают одной рукой. Тёмные волосы с ранней сединой она скручивала под платок; сейчас платок съехал, и короткая прядь прилипла к мокрому виску.</w:t>
-      </w:r>
-    </w:p>
-    <w:p>
-      <w:pPr>
-        <w:ind w:firstLine="709"/>
-        <w:jc w:val="both"/>
-      </w:pPr>
-      <w:r>
-        <w:t>— Опоздала на неделю, — сказала она, не оборачиваясь.</w:t>
+        <w:t>Хельга стояла у печи спиной к двери. Она была невысокая, широкая в плечах и крепкая так, как становятся крепкими от чугунков, которые каждый день снимают одной рукой. Тёмные волосы с проседью она скручивала под платок; сейчас платок съехал, и короткая прядь прилипла к мокрому виску.</w:t>
+      </w:r>
+    </w:p>
+    <w:p>
+      <w:pPr>
+        <w:ind w:firstLine="709"/>
+        <w:jc w:val="both"/>
+      </w:pPr>
+      <w:r>
+        <w:t>— Опоздала. На день, но опоздала, — сказала она, не оборачиваясь.</w:t>
       </w:r>
     </w:p>
     <w:p>
@@ -4644,7 +4638,7 @@
         <w:jc w:val="both"/>
       </w:pPr>
       <w:r>
-        <w:t>Хельга поставила передо мной тарелку раньше, чем я успела что-нибудь сказать.</w:t>
+        <w:t>Хельга поставила передо мной тарелку раньше всякого слова.</w:t>
       </w:r>
     </w:p>
     <w:p>
@@ -6653,7 +6647,7 @@
         <w:jc w:val="both"/>
       </w:pPr>
       <w:r>
-        <w:t>После них у меня оставалось ровно два серебряных, и я успела подумать об этом раньше, чем положила деньги, и от этой мысли стало противно, потому что думать о ней тут было нельзя.</w:t>
+        <w:t>После них у меня оставалось ровно два серебряных, и я успела подумать об этом до того, как положить деньги, и от этой мысли стало противно, потому что думать о ней тут было нельзя.</w:t>
       </w:r>
     </w:p>
     <w:p>
@@ -7819,6 +7813,15 @@
       </w:pPr>
       <w:r>
         <w:t>Двор постепенно пустел. Свет сместился, тень от западного корпуса перешла лестницу и добралась до моих сапог. Стало холоднее.</w:t>
+      </w:r>
+    </w:p>
+    <w:p>
+      <w:pPr>
+        <w:ind w:firstLine="709"/>
+        <w:jc w:val="both"/>
+      </w:pPr>
+      <w:r>
+        <w:t xml:space="preserve">В сумке нашёлся свёрток Хельги — остывший и от этого пропахший луком вдвое сильнее. Я отломила край, пожевала, не разобрав вкуса, и завернула обратно. Хельга бы такое ужином не засчитала.</w:t>
       </w:r>
     </w:p>
     <w:p>

--- a/Глава_01.docx
+++ b/Глава_01.docx
@@ -6539,7 +6539,7 @@
         <w:jc w:val="both"/>
       </w:pPr>
       <w:r>
-        <w:t>Потому что если это так, если состав держится ровно настолько, насколько в человеке есть чего отдать, — то ко мне это должно относиться тоже. Не в том смысле, что у меня хуже выходит. Через меня не проходит ничего вовсе. И я не знаю, что это говорит про то, что во мне есть.</w:t>
+        <w:t>Потому что если это так, если состав держится ровно настолько, насколько в человеке есть чего отдать, — то ко мне это должно относиться тоже. Не в том смысле, что у меня хуже выходит. Через меня не проходит ничего вовсе. Значит, отдать…</w:t>
       </w:r>
     </w:p>
     <w:p>
@@ -7821,7 +7821,7 @@
         <w:jc w:val="both"/>
       </w:pPr>
       <w:r>
-        <w:t xml:space="preserve">В сумке нашёлся свёрток Хельги — остывший и от этого пропахший луком вдвое сильнее. Я отломила край, пожевала, не разобрав вкуса, и завернула обратно. Хельга бы такое ужином не засчитала.</w:t>
+        <w:t xml:space="preserve">В сумке нашёлся свёрток Хельги — остывший, из бумаги пахло луком сильнее, чем когда он был тёплым. Я отломила край, пожевала, не разобрав вкуса, и завернула обратно. Хельга бы такое не засчитала.</w:t>
       </w:r>
     </w:p>
     <w:p>

--- a/Глава_01.docx
+++ b/Глава_01.docx
@@ -851,16 +851,7 @@
         <w:jc w:val="both"/>
       </w:pPr>
       <w:r>
-        <w:t>Серебристые</w:t>
-      </w:r>
-      <w:r>
-        <w:t xml:space="preserve"> волосы я собрала на затылке вслепую. В зеркале над умывальником помещалось пол-лица: </w:t>
-      </w:r>
-      <w:r>
-        <w:t xml:space="preserve">то ли серый, то ли голубой </w:t>
-      </w:r>
-      <w:r>
-        <w:t>глаз, скула и след от складки на щеке. Хватило. Вторую половину я знала и без зеркала, она была такая же худая и невыспавшаяся.</w:t>
+        <w:t>Серебристые волосы я собрала на затылке вслепую. В зеркале над умывальником помещалось пол-лица: то ли серый, то ли голубой глаз, скула и след от складки на щеке. Хватило. Вторую половину я знала и без зеркала, она была такая же худая и невыспавшаяся.</w:t>
       </w:r>
     </w:p>
     <w:p>
@@ -1052,11 +1043,11 @@
         <w:jc w:val="both"/>
       </w:pPr>
       <w:r>
-        <w:t xml:space="preserve">Я не нашлась, что ответить, и он не стал развивать, и мы просто пошли дальше. На первом мостке вода продавила доску и брызнула мне в сапог. Носок сразу намок у двух </w:t>
+        <w:t xml:space="preserve">Я не нашлась, что ответить, и он не стал развивать, и мы просто пошли дальше. На первом мостке вода продавила доску и брызнула мне в сапог. Носок сразу намок у </w:t>
       </w:r>
       <w:r>
         <w:lastRenderedPageBreak/>
-        <w:t>пальцев. Кайр услышал, как я втянула воздух, но — вот за это я его и терпела — не спросил.</w:t>
+        <w:t>двух пальцев. Кайр услышал, как я втянула воздух, но — вот за это я его и терпела — не спросил.</w:t>
       </w:r>
     </w:p>
     <w:p>
@@ -2109,13 +2100,7 @@
         <w:t>Первым идёт рыцарское, и на нём почти ничего не бывает: три строки, из которых две про смотр снаряжения. Второе линейное, самое большое, в две колонки, потому что линейных в филиале втрое больше, чем всех остальных вместе, и они стоят по постам, воротам и складам. Третье наше</w:t>
       </w:r>
       <w:r>
-        <w:t xml:space="preserve"> </w:t>
-      </w:r>
-      <w:r>
-        <w:t>—</w:t>
-      </w:r>
-      <w:r>
-        <w:t xml:space="preserve"> корпуса разведки</w:t>
+        <w:t xml:space="preserve"> — корпуса разведки</w:t>
       </w:r>
       <w:r>
         <w:t>. Дальше ведомство порядка, обеспечение и, отдельно, лист коллегии, куда за всё моё время вписали строк пять, и все про приезд кого-то из Центра.</w:t>
@@ -3769,6 +3754,9 @@
       <w:pPr>
         <w:ind w:firstLine="709"/>
         <w:jc w:val="both"/>
+        <w:rPr>
+          <w:lang w:val="en-US"/>
+        </w:rPr>
       </w:pPr>
       <w:r>
         <w:lastRenderedPageBreak/>
@@ -3781,7 +3769,13 @@
         <w:jc w:val="both"/>
       </w:pPr>
       <w:r>
-        <w:t>— Так честнее? — спросил Кайр.</w:t>
+        <w:t xml:space="preserve">— Так </w:t>
+      </w:r>
+      <w:r>
+        <w:t xml:space="preserve">типа </w:t>
+      </w:r>
+      <w:r>
+        <w:t>честнее? — спросил Кайр.</w:t>
       </w:r>
     </w:p>
     <w:p>
@@ -4335,7 +4329,13 @@
         <w:jc w:val="both"/>
       </w:pPr>
       <w:r>
-        <w:t>Он ушёл на занятие по прикладным формулам, куда мне ходить не требовалось: применять их я всё равно не могла. Я постояла ещё немного и только потом сообразила, что шестой день у отца он не пропускал никогда.</w:t>
+        <w:t xml:space="preserve">Он ушёл на занятие по прикладным формулам, куда мне ходить не требовалось: применять их я всё равно не могла. Я постояла ещё немного и только потом сообразила, что шестой день у отца он </w:t>
+      </w:r>
+      <w:r>
+        <w:t xml:space="preserve">действительно </w:t>
+      </w:r>
+      <w:r>
+        <w:t>не пропускал никогда.</w:t>
       </w:r>
     </w:p>
     <w:p>
@@ -4375,7 +4375,7 @@
         <w:jc w:val="both"/>
       </w:pPr>
       <w:r>
-        <w:t>Тушь стоит в двух местах. Слева, ближе к двери, в глиняных плошках, — здешняя, две за медный. Справа, за прилавком, на второй полке, — в свинцовых баночках с оттиском, привозная.</w:t>
+        <w:t xml:space="preserve">Тушь стоит в двух местах. Слева, ближе к двери, в глиняных плошках, — здешняя. Справа, за прилавком, на второй полке, — в свинцовых баночках с оттиском, привозная.</w:t>
       </w:r>
     </w:p>
     <w:p>
@@ -4519,16 +4519,16 @@
         <w:jc w:val="both"/>
       </w:pPr>
       <w:r>
+        <w:t>Ремень я тронула рукой машинально, на последней дырке, и решила, что ещё месяц он проходит.</w:t>
+      </w:r>
+    </w:p>
+    <w:p>
+      <w:pPr>
+        <w:ind w:firstLine="709"/>
+        <w:jc w:val="both"/>
+      </w:pPr>
+      <w:r>
         <w:lastRenderedPageBreak/>
-        <w:t>Ремень я тронула рукой машинально, на последней дырке, и решила, что ещё месяц он проходит.</w:t>
-      </w:r>
-    </w:p>
-    <w:p>
-      <w:pPr>
-        <w:ind w:firstLine="709"/>
-        <w:jc w:val="both"/>
-      </w:pPr>
-      <w:r>
         <w:t>До подачи списков оставалось две недели. Когда пустая строка начинала давить сильнее обычного, я заходила к Хельге под каким-нибудь предлогом и проверяла, стоит ли за мной прежнее место. В прошлый раз она сказала приходить через неделю; неделя кончилась вчера. Перерыва до третьего колокола как раз хватало.</w:t>
       </w:r>
     </w:p>
@@ -4547,7 +4547,25 @@
         <w:jc w:val="both"/>
       </w:pPr>
       <w:r>
-        <w:t>Внутри пахло горячим тестом, кофе и немного дымом: вытяжка над печью работала плохо с тех пор, как её чинили в позапрошлом году. Жар от печи добрался до лица раньше, чем закрылась дверь. Плечи у меня сами опустились, будто я пришла на смену и сейчас Хельга сунет передник, а не спрашивать, возьмёт ли она меня обратно.</w:t>
+        <w:t xml:space="preserve">Внутри пахло горячим тестом, кофе и немного дымом: </w:t>
+      </w:r>
+      <w:r>
+        <w:t>дымоход</w:t>
+      </w:r>
+      <w:r>
+        <w:t xml:space="preserve"> над печью работал плохо с тех пор, как е</w:t>
+      </w:r>
+      <w:r>
+        <w:t>го</w:t>
+      </w:r>
+      <w:r>
+        <w:t xml:space="preserve"> </w:t>
+      </w:r>
+      <w:r>
+        <w:t>чистили</w:t>
+      </w:r>
+      <w:r>
+        <w:t xml:space="preserve"> в позапрошлом году. Жар от печи добрался до лица раньше, чем закрылась дверь. Плечи у меня сами опустились, будто я пришла на смену и сейчас Хельга сунет передник, а не спрашивать, возьмёт ли она меня обратно.</w:t>
       </w:r>
     </w:p>
     <w:p>
@@ -4574,7 +4592,16 @@
         <w:jc w:val="both"/>
       </w:pPr>
       <w:r>
-        <w:t>На стене за стойкой, между полкой и косяком, висит сушёная рыбина. Есть её никто не собирается: она висит там дольше, чем я знаю Хельгу, потемнела до цвета доски и раз в год меняется на новую. Кто-то из портовых как-то спросил, зачем. Хельга ответила, что вешала её не она, что вешал прежний хозяин, и что раз висело сорок лет, то пусть висит.</w:t>
+        <w:t>На стене за стойкой, между полкой и косяком, висит сушёная рыбина. Есть её никто не собирается: она висит там дольше, чем я знаю Хельгу, потемнела до цвета доски и раз в год меняется на новую. Кто-то из портовых как-то спросил, зачем. Хельга ответила, что вешала её не она, что вешал</w:t>
+      </w:r>
+      <w:r>
+        <w:t xml:space="preserve"> </w:t>
+      </w:r>
+      <w:r>
+        <w:t>прошлый хозяин</w:t>
+      </w:r>
+      <w:r>
+        <w:t>, и что раз висело сорок лет, то пусть висит.</w:t>
       </w:r>
     </w:p>
     <w:p>
@@ -4592,7 +4619,13 @@
         <w:jc w:val="both"/>
       </w:pPr>
       <w:r>
-        <w:t>Хельга стояла у печи спиной к двери. Она была невысокая, широкая в плечах и крепкая так, как становятся крепкими от чугунков, которые каждый день снимают одной рукой. Тёмные волосы с проседью она скручивала под платок; сейчас платок съехал, и короткая прядь прилипла к мокрому виску.</w:t>
+        <w:t xml:space="preserve">Хельга стояла у печи спиной к двери. Она была невысокая, широкая в плечах и крепкая так, как становятся крепкими от чугунков, которые каждый день снимают одной рукой. </w:t>
+      </w:r>
+      <w:r>
+        <w:t>Светлые</w:t>
+      </w:r>
+      <w:r>
+        <w:t xml:space="preserve"> волосы с проседью она скручивала под платок; сейчас платок съехал, и короткая прядь прилипла к мокрому виску.</w:t>
       </w:r>
     </w:p>
     <w:p>
@@ -4610,16 +4643,16 @@
         <w:jc w:val="both"/>
       </w:pPr>
       <w:r>
+        <w:t>— Как ты поняла, что это я?</w:t>
+      </w:r>
+    </w:p>
+    <w:p>
+      <w:pPr>
+        <w:ind w:firstLine="709"/>
+        <w:jc w:val="both"/>
+      </w:pPr>
+      <w:r>
         <w:lastRenderedPageBreak/>
-        <w:t>— Как ты поняла, что это я?</w:t>
-      </w:r>
-    </w:p>
-    <w:p>
-      <w:pPr>
-        <w:ind w:firstLine="709"/>
-        <w:jc w:val="both"/>
-      </w:pPr>
-      <w:r>
         <w:t>— Дверь. Ты её всегда придерживаешь, чтобы не хлопнула. Больше никто не придерживает.</w:t>
       </w:r>
     </w:p>
@@ -4701,7 +4734,13 @@
         <w:jc w:val="both"/>
       </w:pPr>
       <w:r>
-        <w:t>— Худая.</w:t>
+        <w:t xml:space="preserve">— </w:t>
+      </w:r>
+      <w:r>
+        <w:t>Какая же ты тощая</w:t>
+      </w:r>
+      <w:r>
+        <w:t>.</w:t>
       </w:r>
     </w:p>
     <w:p>
@@ -4719,7 +4758,13 @@
         <w:jc w:val="both"/>
       </w:pPr>
       <w:r>
-        <w:t>— Ты была такая, а стала другая такая. — Она отхлебнула из своей чашки. — Спишь плохо?</w:t>
+        <w:t>— Ты была такая, а стала другая такая. — Она отхлебнула из своей чашки. — Спишь плохо</w:t>
+      </w:r>
+      <w:r>
+        <w:t xml:space="preserve"> и ешь мало</w:t>
+      </w:r>
+      <w:r>
+        <w:t>?</w:t>
       </w:r>
     </w:p>
     <w:p>
@@ -4836,8 +4881,29 @@
         <w:jc w:val="both"/>
       </w:pPr>
       <w:r>
+        <w:t xml:space="preserve">— Одна строка. — Хельга поставила чашку. — Слушай, я тебе расскажу, а ты уж думай что хочешь. Место это не моё. Ну, было не моё. Ольдово. Ольд был мой муж, </w:t>
+      </w:r>
+      <w:r>
         <w:lastRenderedPageBreak/>
-        <w:t>— Одна строка. — Хельга поставила чашку. — Слушай, я тебе расскажу, а ты уж думай что хочешь. Место это не моё. Ну, было не моё. Ольдово. Ольд был мой муж, держал его двадцать два года, а до него отец его держал. Я сюда пришла в двадцать четыре и первые полгода всё думала, что уйду: тут чужой семьёй пахло, куда ни повернись. Потом… В общем, прожили четырнадцать лет, и его не стало в одну ночь, без болезни. И осталась я с домом, долгом за крышу и той рыбиной на стене, которую вешал ещё его отец.</w:t>
+        <w:t xml:space="preserve">держал его двадцать два года, а до него отец его держал. Я сюда пришла </w:t>
+      </w:r>
+      <w:r>
+        <w:t xml:space="preserve">лет этак… Точно, </w:t>
+      </w:r>
+      <w:r>
+        <w:t>в двадцать четыре</w:t>
+      </w:r>
+      <w:r>
+        <w:t>.</w:t>
+      </w:r>
+      <w:r>
+        <w:t xml:space="preserve"> </w:t>
+      </w:r>
+      <w:r>
+        <w:t>И</w:t>
+      </w:r>
+      <w:r>
+        <w:t xml:space="preserve"> первые полгода всё думала, что уйду: тут чужой семьёй пахло, куда ни повернись. Потом… В общем, прожили четырнадцать лет, и его не стало в одну ночь, без болезни. И осталась я с домом, долгом за крышу и той рыбиной на стене, которую вешал ещё его отец.</w:t>
       </w:r>
     </w:p>
     <w:p>
@@ -4855,7 +4921,13 @@
         <w:jc w:val="both"/>
       </w:pPr>
       <w:r>
-        <w:t>За семь лет она не рассказывала мне про Ольда ничего, кроме имени, и имя я слышала дважды: один раз от неё, один раз от портового, который его помнил.</w:t>
+        <w:t xml:space="preserve">За </w:t>
+      </w:r>
+      <w:r>
+        <w:t xml:space="preserve">всё время, сколько её знаю, </w:t>
+      </w:r>
+      <w:r>
+        <w:t>она не рассказывала мне про Ольда ничего, кроме имени, и имя я слышала дважды: один раз от неё, один раз от портового, который его помнил.</w:t>
       </w:r>
     </w:p>
     <w:p>
@@ -4882,7 +4954,7 @@
         <w:jc w:val="both"/>
       </w:pPr>
       <w:r>
-        <w:t>— А сейчас кажется, что мне просто не хотелось отдавать печь. — Она усмехнулась в чашку. — Дурная причина. Только я на ней живу, и рука у меня к ней приросла, и когда я в позапрошлом году слегла на девять дней, я лежала наверху и слышала, как девчонка внизу гремит не той заслонкой, и это было хуже болезни.</w:t>
+        <w:t>— А сейчас кажется, что мне просто не хотелось отдавать печь. — Она усмехнулась в чашку. — Дурная причина. Только я на ней живу, и рука у меня к ней приросла, и когда я в позапрошлом году слегла на девять дней, я лежала наверху и слышала, как девчонка внизу гремит не той заслонкой, это было хуже болезни.</w:t>
       </w:r>
     </w:p>
     <w:p>
@@ -4900,7 +4972,13 @@
         <w:jc w:val="both"/>
       </w:pPr>
       <w:r>
-        <w:t>— Ты никогда не спрашивала. И правильно делала: в двадцать спрашивать про чужих покойников незачем, успеешь. — Хельга подвинула ко мне тарелку, которую я отодвинула. — Я к чему. Я тогда взяла место, которого не хотела, и оно оказалось моим. А ты хочешь место, которого тебе не дают, и чем это кончится, тебе никто не скажет, потому что никто не знает. Советовать я тут не берусь. Дверь открыта, вот и всё.</w:t>
+        <w:t xml:space="preserve">— Ты никогда не спрашивала. И правильно делала: </w:t>
+      </w:r>
+      <w:r>
+        <w:t xml:space="preserve">молодым </w:t>
+      </w:r>
+      <w:r>
+        <w:t>спрашивать про чужих покойников незачем, успеешь. — Хельга подвинула ко мне тарелку, которую я отодвинула. — Я к чему. Я тогда взяла место, которого не хотела, и оно оказалось моим. А ты хочешь место, которого тебе не дают, и чем это кончится, тебе никто не скажет, потому что никто не знает. Советовать я тут не берусь. Дверь открыта, вот и всё.</w:t>
       </w:r>
     </w:p>
     <w:p>
@@ -4936,7 +5014,19 @@
         <w:jc w:val="both"/>
       </w:pPr>
       <w:r>
-        <w:t>— Можно, — согласилась Хельга спокойно. — И обжечься об неё можно. И из-за твоей строки ты не спишь.</w:t>
+        <w:t xml:space="preserve">— Можно, — согласилась Хельга спокойно. — И обжечься об неё можно. </w:t>
+      </w:r>
+      <w:r>
+        <w:t xml:space="preserve">А </w:t>
+      </w:r>
+      <w:r>
+        <w:t xml:space="preserve">из-за твоей </w:t>
+      </w:r>
+      <w:r>
+        <w:t>писанины</w:t>
+      </w:r>
+      <w:r>
+        <w:t xml:space="preserve"> ты не спишь.</w:t>
       </w:r>
     </w:p>
     <w:p>
@@ -4963,16 +5053,16 @@
         <w:jc w:val="both"/>
       </w:pPr>
       <w:r>
+        <w:t>В дверь вошли двое портовых, и Хельга встала работать.</w:t>
+      </w:r>
+    </w:p>
+    <w:p>
+      <w:pPr>
+        <w:ind w:firstLine="709"/>
+        <w:jc w:val="both"/>
+      </w:pPr>
+      <w:r>
         <w:lastRenderedPageBreak/>
-        <w:t>В дверь вошли двое портовых, и Хельга встала работать.</w:t>
-      </w:r>
-    </w:p>
-    <w:p>
-      <w:pPr>
-        <w:ind w:firstLine="709"/>
-        <w:jc w:val="both"/>
-      </w:pPr>
-      <w:r>
         <w:t>Портовые заказали кофе и по куску пирога, и один из них — рыжий, с перевязанной кистью — сказал что-то, отчего второй засмеялся, а Хельга не обернулась, но сковорода в её руке стукнула по плите громче обычного.</w:t>
       </w:r>
     </w:p>
@@ -5171,16 +5261,16 @@
         <w:jc w:val="both"/>
       </w:pPr>
       <w:r>
+        <w:t>Я взяла.</w:t>
+      </w:r>
+    </w:p>
+    <w:p>
+      <w:pPr>
+        <w:ind w:firstLine="709"/>
+        <w:jc w:val="both"/>
+      </w:pPr>
+      <w:r>
         <w:lastRenderedPageBreak/>
-        <w:t>Я взяла.</w:t>
-      </w:r>
-    </w:p>
-    <w:p>
-      <w:pPr>
-        <w:ind w:firstLine="709"/>
-        <w:jc w:val="both"/>
-      </w:pPr>
-      <w:r>
         <w:t>Свёрток был тёплый и пах луком через бумагу, и я держала его так, чтобы не примять, что было глупо: пирог всё равно примнётся в сумке.</w:t>
       </w:r>
     </w:p>
@@ -5325,7 +5415,13 @@
         <w:jc w:val="both"/>
       </w:pPr>
       <w:r>
-        <w:t>— И приходи не только когда обещала.</w:t>
+        <w:t xml:space="preserve">— И </w:t>
+      </w:r>
+      <w:r>
+        <w:t>заходи</w:t>
+      </w:r>
+      <w:r>
+        <w:t xml:space="preserve"> не только когда обещала.</w:t>
       </w:r>
     </w:p>
     <w:p>
@@ -5352,11 +5448,7 @@
         <w:jc w:val="both"/>
       </w:pPr>
       <w:r>
-        <w:t xml:space="preserve">Она стояла у поворота на Ткацкую, в тёплом плаще не по погоде, с корзиной на локте, и смотрела вниз, на улицу, по которой я обычно хожу от Хельги. Из-под плаща виднелся край белого платья. Светло-рыжие волосы она убрала кое-как, и ветер уже </w:t>
-      </w:r>
-      <w:r>
-        <w:lastRenderedPageBreak/>
-        <w:t>вытащил две пряди у лица; зелёные глаза достались ей от Элизабет вместе с привычкой замечать, чего человек не сделал. Только у Агнис это сразу было видно. Меня она ждала оттуда. Я увидела её первой и подумала пройти верхом и не окликать.</w:t>
+        <w:t xml:space="preserve">Она стояла у поворота на Ткацкую, в тёплом плаще не по погоде, с корзиной на локте, и смотрела вниз, на улицу, по которой я обычно хожу от Хельги. Из-под плаща виднелся край белого платья. Ярко рыжие волосы она убрала кое-как, и ветер уже вытащил две пряди у лица; жёлтые глаза достались ей, наверное, от отца, а не зелёные, как у Элизабет, хотя в остальном с матерью они как две копии. И привычка замечать, чего человек не сделал, досталась от неё же. Только у Агнис это сразу было видно. Меня она ждала оттуда: с этого поворота видно обе дороги от Хельги. Я увидела её первой и подумала пройти верхом и не окликать.</w:t>
       </w:r>
     </w:p>
     <w:p>
@@ -5374,7 +5466,13 @@
         <w:jc w:val="both"/>
       </w:pPr>
       <w:r>
-        <w:t>— Ты опять не обедала, — сказала Агнис вместо приветствия.</w:t>
+        <w:t xml:space="preserve">— </w:t>
+      </w:r>
+      <w:r>
+        <w:t>Сили, т</w:t>
+      </w:r>
+      <w:r>
+        <w:t>ы опять не обедала, — сказала Агнис вместо приветствия.</w:t>
       </w:r>
     </w:p>
     <w:p>
@@ -5446,16 +5544,22 @@
         <w:jc w:val="both"/>
       </w:pPr>
       <w:r>
-        <w:t>— Что «Агнис»? Я спрашиваю, чем ты питалась, а не как это называется. Ты мне говоришь «пирог», и я должна, ну, радоваться, что это хотя бы еда, а не «я забыла». В прошлый раз было «я забыла», между прочим. И ты это сказала таким голосом… В общем, будто зонт забыла, а не еду.</w:t>
-      </w:r>
-    </w:p>
-    <w:p>
-      <w:pPr>
-        <w:ind w:firstLine="709"/>
-        <w:jc w:val="both"/>
-      </w:pPr>
-      <w:r>
-        <w:t>Мы пошли вниз по улице. Корзину она перевесила на другую руку, ту, что дальше от меня, чтобы я не забрала. Я всё равно забрала.</w:t>
+        <w:t xml:space="preserve">— </w:t>
+      </w:r>
+      <w:r>
+        <w:t>Ну ч</w:t>
+      </w:r>
+      <w:r>
+        <w:t>то «Агнис»? Я спрашиваю, чем ты питалась, а не как это называется. Ты мне говоришь «пирог», и я должна, ну, радоваться, что это хотя бы еда, а не «я забыла». В прошлый раз было «я забыла», между прочим. И ты это сказала таким голосом… В общем, будто зонт забыла, а не еду.</w:t>
+      </w:r>
+    </w:p>
+    <w:p>
+      <w:pPr>
+        <w:ind w:firstLine="709"/>
+        <w:jc w:val="both"/>
+      </w:pPr>
+      <w:r>
+        <w:t>Мы пошли вниз по улице. Корзину она перевесила на другую руку, ту, что дальше от меня, чтобы я не забрала. Я всё равно забрала. Руки у неё были холодные — дольше пяти минут на этом углу не постоишь.</w:t>
       </w:r>
     </w:p>
     <w:p>
@@ -5582,7 +5686,19 @@
         <w:jc w:val="both"/>
       </w:pPr>
       <w:r>
-        <w:t>— Тебе надо. От тебя пахнет казармой.</w:t>
+        <w:t xml:space="preserve">— </w:t>
+      </w:r>
+      <w:r>
+        <w:t>Ой, т</w:t>
+      </w:r>
+      <w:r>
+        <w:t xml:space="preserve">ебе </w:t>
+      </w:r>
+      <w:r>
+        <w:t xml:space="preserve">точно </w:t>
+      </w:r>
+      <w:r>
+        <w:t>надо. От тебя пахнет казармой.</w:t>
       </w:r>
     </w:p>
     <w:p>
@@ -5672,16 +5788,16 @@
         <w:jc w:val="both"/>
       </w:pPr>
       <w:r>
-        <w:t>У поворота на Мучную стоит вторая ниша, побольше нижней, с навесом от дождя. Внутри лежит белый камень, и на камне выложен круг из мелких камешков, и его подправляют, когда ветер сдвигает.</w:t>
-      </w:r>
-    </w:p>
-    <w:p>
-      <w:pPr>
-        <w:ind w:firstLine="709"/>
-        <w:jc w:val="both"/>
-      </w:pPr>
-      <w:r>
-        <w:t>Агнис у ниши остановилась, переложила корзину и немного постояла, глядя внутрь. Губами она ничего не шевелила. Просто постояла и пошла дальше, и это заняло меньше времени, чем мне понадобилось, чтобы заметить.</w:t>
+        <w:t>У поворота на Мучную стоит вторая ниша, побольше нижней, с навесом от дождя. Внутри лежит белый камень, и на камне выложен круг из мелких камешков, и его подправляют, когда ветер сдвигает. Подходят сюда постоять — молча, чаще перед дорогой.</w:t>
+      </w:r>
+    </w:p>
+    <w:p>
+      <w:pPr>
+        <w:ind w:firstLine="709"/>
+        <w:jc w:val="both"/>
+      </w:pPr>
+      <w:r>
+        <w:t>Агнис у ниши остановилась, переложила корзину и немного постояла, глядя внутрь. Губами она не шевелила. Просто постояла и пошла дальше, и это заняло меньше времени, чем мне понадобилось, чтобы заметить.</w:t>
       </w:r>
     </w:p>
     <w:p>
@@ -5784,7 +5900,7 @@
         <w:jc w:val="both"/>
       </w:pPr>
       <w:r>
-        <w:t>— Ты думаешь ровно это, у тебя лицо становится вежливое. — Она перехватила плащ у горла. — Мне всё равно, если честно. Я туда хожу не за тем, чтобы у меня выходило. Я туда хожу, потому что там можно постоять минуту, и никто не спросит, чего ты стоишь.</w:t>
+        <w:t>— Ты думаешь ровно это, у тебя лицо становится вежливое. — Она перехватила плащ у горла. — Мне всё равно, если честно, вышло или нет. Я туда хожу не за тем, чтобы выходило. Там можно постоять минуту, и никто не заметит, чего ты не сделала.</w:t>
       </w:r>
     </w:p>
     <w:p>
@@ -5802,16 +5918,34 @@
         <w:jc w:val="both"/>
       </w:pPr>
       <w:r>
-        <w:t>— Она белая, — сказала я через полквартала. — Камень белый. Это которая?</w:t>
-      </w:r>
-    </w:p>
-    <w:p>
-      <w:pPr>
-        <w:ind w:firstLine="709"/>
-        <w:jc w:val="both"/>
-      </w:pPr>
-      <w:r>
-        <w:t>— Аурелия. Северная. — Агнис пожала плечом. — Внизу, у воды, зелёные, там Мизу, там все моряки. Выше по склону белые, потому что тут селились с севера. Ты серьёзно не знала?</w:t>
+        <w:t xml:space="preserve">— Он </w:t>
+      </w:r>
+      <w:r>
+        <w:t xml:space="preserve">ярко </w:t>
+      </w:r>
+      <w:r>
+        <w:t>бел</w:t>
+      </w:r>
+      <w:r>
+        <w:t>ый</w:t>
+      </w:r>
+      <w:r>
+        <w:t xml:space="preserve">, — сказала я через полквартала. — Камень </w:t>
+      </w:r>
+      <w:r>
+        <w:t xml:space="preserve">тот </w:t>
+      </w:r>
+      <w:r>
+        <w:t>белый. Это которая?</w:t>
+      </w:r>
+    </w:p>
+    <w:p>
+      <w:pPr>
+        <w:ind w:firstLine="709"/>
+        <w:jc w:val="both"/>
+      </w:pPr>
+      <w:r>
+        <w:t>— Аурелия. Северная. — Агнис пожала плечом. — Внизу, у воды, зелёные, там Мизу, там все моряки: кто уходит в море, тот сначала туда. Выше по склону белые, потому что тут селились с севера. Ты серьёзно не знала?</w:t>
       </w:r>
     </w:p>
     <w:p>
@@ -5838,44 +5972,53 @@
         <w:jc w:val="both"/>
       </w:pPr>
       <w:r>
-        <w:t>— Тебя иногда просто хочется потрясти, — сказала она. — Ты знаешь, сколько шагов от нашей двери до порта, и не знаешь, кто стоит у тебя на углу. А тебе кто-нибудь на углу стоит?</w:t>
-      </w:r>
-    </w:p>
-    <w:p>
-      <w:pPr>
-        <w:ind w:firstLine="709"/>
-        <w:jc w:val="both"/>
-      </w:pPr>
-      <w:r>
-        <w:t>— Мне некогда, — сказала я.</w:t>
-      </w:r>
-    </w:p>
-    <w:p>
-      <w:pPr>
-        <w:ind w:firstLine="709"/>
-        <w:jc w:val="both"/>
-      </w:pPr>
+        <w:t xml:space="preserve">— Тебя иногда просто хочется потрясти, — сказала она. — Ты знаешь, сколько шагов от нашей двери до порта, и не знаешь, кто у тебя на повороте стоит. Ладно: теперь знаешь. За мной — Аурелия. А за тобой кто стоит?</w:t>
+      </w:r>
+    </w:p>
+    <w:p>
+      <w:pPr>
+        <w:ind w:firstLine="709"/>
+        <w:jc w:val="both"/>
+      </w:pPr>
+      <w:r>
+        <w:t>— Мне некогда</w:t>
+      </w:r>
+      <w:r>
+        <w:t xml:space="preserve"> этим заниматься</w:t>
+      </w:r>
+      <w:r>
+        <w:t>, — сказала я.</w:t>
+      </w:r>
+    </w:p>
+    <w:p>
+      <w:pPr>
+        <w:ind w:firstLine="709"/>
+        <w:jc w:val="both"/>
+      </w:pPr>
+      <w:r>
+        <w:t xml:space="preserve">Это был неправильный ответ, и я поняла это раньше, чем договорила. Правильного у меня не было. Я знала, что у Кайра дядя кладёт монету перед выходом, </w:t>
+      </w:r>
       <w:r>
         <w:lastRenderedPageBreak/>
-        <w:t>Это был неправильный ответ, и я поняла это раньше, чем договорила. Правильного у меня не было. Я знала, что у Кайра дядя кладёт монету перед выходом, что у торговки Эфир на языке, а у Агнис теперь белый камень на повороте, и всё это лежало у меня в голове рядом с расстоянием до второго причала, в том же ящике и с тем же весом.</w:t>
-      </w:r>
-    </w:p>
-    <w:p>
-      <w:pPr>
-        <w:ind w:firstLine="709"/>
-        <w:jc w:val="both"/>
-      </w:pPr>
-      <w:r>
-        <w:t>— Некогда, — повторила Агнис. — Ладно.</w:t>
-      </w:r>
-    </w:p>
-    <w:p>
-      <w:pPr>
-        <w:ind w:firstLine="709"/>
-        <w:jc w:val="both"/>
-      </w:pPr>
-      <w:r>
-        <w:t>Она не стала спорить, и это оказалось хуже, чем если бы стала.</w:t>
+        <w:t>что у торговки Эфир на языке, а у Агнис теперь белый камень на повороте, и всё это лежало у меня в голове рядом с расстоянием до второго причала, в том же ящике и с тем же весом.</w:t>
+      </w:r>
+    </w:p>
+    <w:p>
+      <w:pPr>
+        <w:ind w:firstLine="709"/>
+        <w:jc w:val="both"/>
+      </w:pPr>
+      <w:r>
+        <w:t>— Некогда, — повторила Агнис. — Ладно. Буду я за тебя стоять, пока тебе некогда.</w:t>
+      </w:r>
+    </w:p>
+    <w:p>
+      <w:pPr>
+        <w:ind w:firstLine="709"/>
+        <w:jc w:val="both"/>
+      </w:pPr>
+      <w:r>
+        <w:t>Она не стала спорить, и это оказалось хуже, чем если бы стала. Спор был бы про камни, а это было про меня.</w:t>
       </w:r>
     </w:p>
     <w:p>
@@ -6019,7 +6162,19 @@
         <w:jc w:val="both"/>
       </w:pPr>
       <w:r>
-        <w:t>Агнис остановилась и повернулась ко мне. Она младше меня на два года и ниже почти на голову, и когда она вот так становится напротив и смотрит снизу вверх, спорить с ней почему-то труднее, чем с людьми выше меня.</w:t>
+        <w:t xml:space="preserve">Агнис остановилась и повернулась ко мне. Она младше меня на два года и ниже почти на голову, и когда она вот так становится напротив и смотрит </w:t>
+      </w:r>
+      <w:r>
+        <w:t>«</w:t>
+      </w:r>
+      <w:r>
+        <w:t>снизу вверх</w:t>
+      </w:r>
+      <w:r>
+        <w:t>»</w:t>
+      </w:r>
+      <w:r>
+        <w:t>, спорить с ней почему-то труднее, чем с людьми выше меня.</w:t>
       </w:r>
     </w:p>
     <w:p>
@@ -6073,25 +6228,25 @@
         <w:jc w:val="both"/>
       </w:pPr>
       <w:r>
+        <w:t>Агнис подержала на мне взгляд и вздохнула, и в этом вздохе было столько взрослой усталости, что мне стало смешно и одновременно неприятно.</w:t>
+      </w:r>
+    </w:p>
+    <w:p>
+      <w:pPr>
+        <w:ind w:firstLine="709"/>
+        <w:jc w:val="both"/>
+      </w:pPr>
+      <w:r>
+        <w:t>— Ладно, — сказала она. — Отдай корзину, дальше я сама.</w:t>
+      </w:r>
+    </w:p>
+    <w:p>
+      <w:pPr>
+        <w:ind w:firstLine="709"/>
+        <w:jc w:val="both"/>
+      </w:pPr>
+      <w:r>
         <w:lastRenderedPageBreak/>
-        <w:t>Агнис подержала на мне взгляд и вздохнула, и в этом вздохе было столько взрослой усталости, что мне стало смешно и одновременно неприятно.</w:t>
-      </w:r>
-    </w:p>
-    <w:p>
-      <w:pPr>
-        <w:ind w:firstLine="709"/>
-        <w:jc w:val="both"/>
-      </w:pPr>
-      <w:r>
-        <w:t>— Ладно, — сказала она. — Отдай корзину, дальше я сама.</w:t>
-      </w:r>
-    </w:p>
-    <w:p>
-      <w:pPr>
-        <w:ind w:firstLine="709"/>
-        <w:jc w:val="both"/>
-      </w:pPr>
-      <w:r>
         <w:t>— Я донесу.</w:t>
       </w:r>
     </w:p>
@@ -6173,19 +6328,16 @@
         <w:jc w:val="both"/>
       </w:pPr>
       <w:r>
-        <w:t xml:space="preserve">Покупатель был не здешний. Выговор с растянутыми гласными, откуда-то с побережья или дальше, плащ дорожный и не по здешней сырости. На поясе — пряжка, которую я потом полдня не могла вспомнить как следует. Он брал много и брал не то, </w:t>
-      </w:r>
+        <w:t>Покупатель был не здешний. Выговор с растянутыми гласными, откуда-то с побережья или дальше, плащ дорожный и не по здешней сырости. На поясе — пряжка, которую я потом полдня не могла вспомнить как следует. Он брал много и брал не то, что берут перед плаванием: два кровоостанавливающих, три мази от ожога, и спрашивал, есть ли ещё.</w:t>
+      </w:r>
+    </w:p>
+    <w:p>
+      <w:pPr>
+        <w:ind w:firstLine="709"/>
+        <w:jc w:val="both"/>
+      </w:pPr>
       <w:r>
         <w:lastRenderedPageBreak/>
-        <w:t>что берут перед плаванием: два кровоостанавливающих, три мази от ожога, и спрашивал, есть ли ещё.</w:t>
-      </w:r>
-    </w:p>
-    <w:p>
-      <w:pPr>
-        <w:ind w:firstLine="709"/>
-        <w:jc w:val="both"/>
-      </w:pPr>
-      <w:r>
         <w:t>— Ещё есть, — сказала Элизабет. — Но не сегодня. Сегодня я вам отдам всё, что стоит на полке, и завтра мне нечем будет торговать.</w:t>
       </w:r>
     </w:p>
@@ -6321,7 +6473,10 @@
         <w:jc w:val="both"/>
       </w:pPr>
       <w:r>
-        <w:t>— Шесть.</w:t>
+        <w:t>— Шесть</w:t>
+      </w:r>
+      <w:r>
+        <w:t>?</w:t>
       </w:r>
     </w:p>
     <w:p>
@@ -6348,7 +6503,22 @@
         <w:jc w:val="both"/>
       </w:pPr>
       <w:r>
-        <w:t>Агнис поймала мой взгляд и подняла бровь: вот, мол, слышала? Я слышала. Голос был тот самый, из четырёх, и который именно — я разобрать не сумела, и Агнис, судя по всему, разобрала.</w:t>
+        <w:t xml:space="preserve">Агнис поймала мой взгляд и подняла бровь: вот, мол, слышала? Я слышала. Голос был тот самый, из четырёх, и который именно — я разобрать не сумела, </w:t>
+      </w:r>
+      <w:r>
+        <w:t>а</w:t>
+      </w:r>
+      <w:r>
+        <w:t xml:space="preserve"> Агнис, судя по всему, разобрала.</w:t>
+      </w:r>
+    </w:p>
+    <w:p>
+      <w:pPr>
+        <w:ind w:firstLine="709"/>
+        <w:jc w:val="both"/>
+      </w:pPr>
+      <w:r>
+        <w:t>Мать взяла первую банку, посмотрела на просвет, повернула, поставила. Вторую. На четвёртой задержалась дольше и отставила её отдельно, влево.</w:t>
       </w:r>
     </w:p>
     <w:p>
@@ -6358,15 +6528,6 @@
       </w:pPr>
       <w:r>
         <w:lastRenderedPageBreak/>
-        <w:t>Мать взяла первую банку, посмотрела на просвет, повернула, поставила. Вторую. На четвёртой задержалась дольше и отставила её отдельно, влево.</w:t>
-      </w:r>
-    </w:p>
-    <w:p>
-      <w:pPr>
-        <w:ind w:firstLine="709"/>
-        <w:jc w:val="both"/>
-      </w:pPr>
-      <w:r>
         <w:t>— Эту переделаешь.</w:t>
       </w:r>
     </w:p>
@@ -6403,7 +6564,13 @@
         <w:jc w:val="both"/>
       </w:pPr>
       <w:r>
-        <w:t>— Она хорошая, — сказала мать. — Хорошая — это когда работает у меня на прилавке. Мне надо, чтобы работала у покупателя в чулане через полгода.</w:t>
+        <w:t>— Она хорошая, — сказала мать. — Хорошая —</w:t>
+      </w:r>
+      <w:r>
+        <w:t xml:space="preserve"> </w:t>
+      </w:r>
+      <w:r>
+        <w:t>работает у меня на прилавке. Мне надо, чтобы работала у покупателя в чулане через полгода.</w:t>
       </w:r>
     </w:p>
     <w:p>
@@ -6520,8 +6687,11 @@
         <w:jc w:val="both"/>
       </w:pPr>
       <w:r>
+        <w:t xml:space="preserve">Я знаю, как это устроено, потому что мне это объясняли раз двести. Своё берётся не из воздуха: человек отдаёт то, что у него есть, и отдаёт через себя, и то, каким оно </w:t>
+      </w:r>
+      <w:r>
         <w:lastRenderedPageBreak/>
-        <w:t>Я знаю, как это устроено, потому что мне это объясняли раз двести. Своё берётся не из воздуха: человек отдаёт то, что у него есть, и отдаёт через себя, и то, каким оно выйдет наружу, зависит от того, через что оно прошло. Двое сделают один и тот же состав по одной и той же записи, и у одного он встанет на полгода, а у другого на две декады, и разница не в руках и не в записи.</w:t>
+        <w:t>выйдет наружу, зависит от того, через что оно прошло. Двое сделают один и тот же состав по одной и той же записи, и у одного он встанет на полгода, а у другого на две декады, и разница не в руках и не в записи.</w:t>
       </w:r>
     </w:p>
     <w:p>
@@ -6539,16 +6709,7 @@
         <w:jc w:val="both"/>
       </w:pPr>
       <w:r>
-        <w:t>Потому что если это так, если состав держится ровно настолько, насколько в человеке есть чего отдать, — то ко мне это должно относиться тоже. Не в том смысле, что у меня хуже выходит. Через меня не проходит ничего вовсе. Значит, отдать…</w:t>
-      </w:r>
-    </w:p>
-    <w:p>
-      <w:pPr>
-        <w:ind w:firstLine="709"/>
-        <w:jc w:val="both"/>
-      </w:pPr>
-      <w:r>
-        <w:t>Ничего это не говорит, конечно. Хольм тоже не ставит метку и прочертил половину северо-восточной границы.</w:t>
+        <w:t>Потому что если это так, если состав держится ровно настолько, насколько в человеке есть чего отдать, — то ко мне это должно относиться тоже. Не в том смысле, что у меня хуже выходит. Через меня не проходит ничего вовсе.</w:t>
       </w:r>
     </w:p>
     <w:p>
@@ -6575,7 +6736,19 @@
         <w:jc w:val="both"/>
       </w:pPr>
       <w:r>
-        <w:t>— Состав. Он снимает резь, а у тебя не резь. — Она поставила склянку на прилавок и закупорила. — У тебя глаз садится к вечеру, потому что ты весь день смотришь вдаль, а вечером три часа смотришь в четверть ладони. Это чинится тем, что ты в семь ложишься спать, а не тем, что я тебе тут накапаю.</w:t>
+        <w:t xml:space="preserve">— Состав. Он снимает резь, а у тебя не </w:t>
+      </w:r>
+      <w:r>
+        <w:t>резь</w:t>
+      </w:r>
+      <w:r>
+        <w:t xml:space="preserve">. — Она поставила склянку на прилавок и закупорила. — У тебя глаз садится к вечеру, потому что ты весь день смотришь вдаль, а вечером три часа смотришь в четверть ладони. Это </w:t>
+      </w:r>
+      <w:r>
+        <w:t>лечится</w:t>
+      </w:r>
+      <w:r>
+        <w:t xml:space="preserve"> тем, что ты в семь ложишься спать, а не тем, что я тебе тут накапаю.</w:t>
       </w:r>
     </w:p>
     <w:p>
@@ -6692,43 +6865,49 @@
         <w:jc w:val="both"/>
       </w:pPr>
       <w:r>
+        <w:t>Она ушла за занавес и на лестнице специально ступила громче, чем надо.</w:t>
+      </w:r>
+    </w:p>
+    <w:p>
+      <w:pPr>
+        <w:ind w:firstLine="709"/>
+        <w:jc w:val="both"/>
+      </w:pPr>
+      <w:r>
+        <w:t>Элизабет пересчитала мои восемь медных и убрала в ящик, куда убирала все деньги, и записала в книгу строкой, и на строку эту я не посмотрела.</w:t>
+      </w:r>
+    </w:p>
+    <w:p>
+      <w:pPr>
+        <w:ind w:firstLine="709"/>
+        <w:jc w:val="both"/>
+      </w:pPr>
+      <w:r>
+        <w:t>Мы договорились об этом три года назад, и договаривалась не она.</w:t>
+      </w:r>
+    </w:p>
+    <w:p>
+      <w:pPr>
+        <w:ind w:firstLine="709"/>
+        <w:jc w:val="both"/>
+      </w:pPr>
+      <w:r>
+        <w:t>—</w:t>
+      </w:r>
+      <w:r>
+        <w:t xml:space="preserve"> Как у тебя со сном</w:t>
+      </w:r>
+      <w:r>
+        <w:t>? — спросила мать.</w:t>
+      </w:r>
+    </w:p>
+    <w:p>
+      <w:pPr>
+        <w:ind w:firstLine="709"/>
+        <w:jc w:val="both"/>
+      </w:pPr>
+      <w:r>
         <w:lastRenderedPageBreak/>
-        <w:t>Она ушла за занавес и на лестнице специально ступила громче, чем надо.</w:t>
-      </w:r>
-    </w:p>
-    <w:p>
-      <w:pPr>
-        <w:ind w:firstLine="709"/>
-        <w:jc w:val="both"/>
-      </w:pPr>
-      <w:r>
-        <w:t>Элизабет пересчитала мои восемь медных и убрала в ящик, куда убирала все деньги, и записала в книгу строкой, и на строку эту я не посмотрела.</w:t>
-      </w:r>
-    </w:p>
-    <w:p>
-      <w:pPr>
-        <w:ind w:firstLine="709"/>
-        <w:jc w:val="both"/>
-      </w:pPr>
-      <w:r>
-        <w:t>Мы договорились об этом три года назад, и договаривалась не она.</w:t>
-      </w:r>
-    </w:p>
-    <w:p>
-      <w:pPr>
-        <w:ind w:firstLine="709"/>
-        <w:jc w:val="both"/>
-      </w:pPr>
-      <w:r>
-        <w:t>— Спишь? — спросила мать.</w:t>
-      </w:r>
-    </w:p>
-    <w:p>
-      <w:pPr>
-        <w:ind w:firstLine="709"/>
-        <w:jc w:val="both"/>
-      </w:pPr>
-      <w:r>
         <w:t>— Нормально.</w:t>
       </w:r>
     </w:p>
@@ -6819,16 +6998,34 @@
         <w:jc w:val="both"/>
       </w:pPr>
       <w:r>
-        <w:t>— Это на руки. У тебя между большим и указательным трескается всю зиму, и ты не замечаешь… ну потому что рука твоя, тебе виднее. — Мать закрыла ящик. — Денег не возьму, это остаток. Он не стоит ничего, он завтра сядет.</w:t>
-      </w:r>
-    </w:p>
-    <w:p>
-      <w:pPr>
-        <w:ind w:firstLine="709"/>
-        <w:jc w:val="both"/>
-      </w:pPr>
-      <w:r>
-        <w:t>Я посмотрела на свёрток. Он был не остаток. Остатки не завязывают ниткой в два оборота.</w:t>
+        <w:t>— Это на руки. У тебя между большим и указательным трескается всю зиму, и ты не замечаешь… ну рука твоя, тебе виднее. — Мать закрыла ящик. — Денег не возьму, это остаток. Он не стоит ничего, он завтра сядет.</w:t>
+      </w:r>
+    </w:p>
+    <w:p>
+      <w:pPr>
+        <w:ind w:firstLine="709"/>
+        <w:jc w:val="both"/>
+      </w:pPr>
+      <w:r>
+        <w:t xml:space="preserve">Я посмотрела на свёрток. Он не </w:t>
+      </w:r>
+      <w:r>
+        <w:t xml:space="preserve">был </w:t>
+      </w:r>
+      <w:r>
+        <w:t>остат</w:t>
+      </w:r>
+      <w:r>
+        <w:t>ком</w:t>
+      </w:r>
+      <w:r>
+        <w:t xml:space="preserve">. Остатки не завязывают </w:t>
+      </w:r>
+      <w:r>
+        <w:t xml:space="preserve">красной </w:t>
+      </w:r>
+      <w:r>
+        <w:t>ниткой в два оборота.</w:t>
       </w:r>
     </w:p>
     <w:p>
@@ -6900,34 +7097,34 @@
         <w:jc w:val="both"/>
       </w:pPr>
       <w:r>
+        <w:t>Не «наверное». Никак я туда не попаду, пока пятая графа пустая, и стоя у прилавка я знала это точно, как знала расстояние до второго причала.</w:t>
+      </w:r>
+    </w:p>
+    <w:p>
+      <w:pPr>
+        <w:ind w:firstLine="709"/>
+        <w:jc w:val="both"/>
+      </w:pPr>
+      <w:r>
+        <w:t>Мать посмотрела на меня — недолго, ровно столько, сколько смотрят на человека, который сказал одно слово вместо другого.</w:t>
+      </w:r>
+    </w:p>
+    <w:p>
+      <w:pPr>
+        <w:ind w:firstLine="709"/>
+        <w:jc w:val="both"/>
+      </w:pPr>
+      <w:r>
+        <w:t>— Хорошо, — сказала она.</w:t>
+      </w:r>
+    </w:p>
+    <w:p>
+      <w:pPr>
+        <w:ind w:firstLine="709"/>
+        <w:jc w:val="both"/>
+      </w:pPr>
+      <w:r>
         <w:lastRenderedPageBreak/>
-        <w:t>Не «наверное». Никак я туда не попаду, пока пятая графа пустая, и стоя у прилавка я знала это точно, как знала расстояние до второго причала.</w:t>
-      </w:r>
-    </w:p>
-    <w:p>
-      <w:pPr>
-        <w:ind w:firstLine="709"/>
-        <w:jc w:val="both"/>
-      </w:pPr>
-      <w:r>
-        <w:t>Мать посмотрела на меня — недолго, ровно столько, сколько смотрят на человека, который сказал одно слово вместо другого.</w:t>
-      </w:r>
-    </w:p>
-    <w:p>
-      <w:pPr>
-        <w:ind w:firstLine="709"/>
-        <w:jc w:val="both"/>
-      </w:pPr>
-      <w:r>
-        <w:t>— Хорошо, — сказала она.</w:t>
-      </w:r>
-    </w:p>
-    <w:p>
-      <w:pPr>
-        <w:ind w:firstLine="709"/>
-        <w:jc w:val="both"/>
-      </w:pPr>
-      <w:r>
         <w:t>Голос был четвёртый. Или первый. Я так и не научилась их различать, и вышла на улицу, и услышала, как наверху Агнис двигает по полу что-то тяжёлое, чего можно было не двигать.</w:t>
       </w:r>
     </w:p>
@@ -6937,7 +7134,13 @@
         <w:jc w:val="both"/>
       </w:pPr>
       <w:r>
-        <w:t>Идти было дольше, чем оставалось.</w:t>
+        <w:t>Идти было дольше, чем оставалось</w:t>
+      </w:r>
+      <w:r>
+        <w:t xml:space="preserve"> времени</w:t>
+      </w:r>
+      <w:r>
+        <w:t>.</w:t>
       </w:r>
     </w:p>
     <w:p>
@@ -7081,34 +7284,34 @@
         <w:jc w:val="both"/>
       </w:pPr>
       <w:r>
+        <w:t>— Не отметила.</w:t>
+      </w:r>
+    </w:p>
+    <w:p>
+      <w:pPr>
+        <w:ind w:firstLine="709"/>
+        <w:jc w:val="both"/>
+      </w:pPr>
+      <w:r>
+        <w:t>Хольм кивнул и сделал пометку на полях, аккуратную, карандашом.</w:t>
+      </w:r>
+    </w:p>
+    <w:p>
+      <w:pPr>
+        <w:ind w:firstLine="709"/>
+        <w:jc w:val="both"/>
+      </w:pPr>
+      <w:r>
+        <w:t xml:space="preserve">— Отмечайте, что изменилось в самом городе. Через десять лет по вашим листам будут спорить, и никто уже не вспомнит, где стоял столб.</w:t>
+      </w:r>
+    </w:p>
+    <w:p>
+      <w:pPr>
+        <w:ind w:firstLine="709"/>
+        <w:jc w:val="both"/>
+      </w:pPr>
+      <w:r>
         <w:lastRenderedPageBreak/>
-        <w:t>— Не отметила.</w:t>
-      </w:r>
-    </w:p>
-    <w:p>
-      <w:pPr>
-        <w:ind w:firstLine="709"/>
-        <w:jc w:val="both"/>
-      </w:pPr>
-      <w:r>
-        <w:t>Хольм кивнул и сделал пометку на полях, аккуратную, карандашом.</w:t>
-      </w:r>
-    </w:p>
-    <w:p>
-      <w:pPr>
-        <w:ind w:firstLine="709"/>
-        <w:jc w:val="both"/>
-      </w:pPr>
-      <w:r>
-        <w:t>— Отмечайте, что изменилось в самом городе. Через десять лет по вашим листам будут спорить, и никто уже не вспомнит, где стоял столб.</w:t>
-      </w:r>
-    </w:p>
-    <w:p>
-      <w:pPr>
-        <w:ind w:firstLine="709"/>
-        <w:jc w:val="both"/>
-      </w:pPr>
-      <w:r>
         <w:t>Он сказал это так, будто через десять лет по моим листам действительно будут спорить.</w:t>
       </w:r>
     </w:p>
@@ -7253,28 +7456,25 @@
         <w:jc w:val="both"/>
       </w:pPr>
       <w:r>
-        <w:t xml:space="preserve">— Ничего он не говорил. Он на меня так глянул, будто я спросил, почему вода мокрая. — Хольм закрыл папку. — Он был из тамошних, они это место с детства </w:t>
-      </w:r>
+        <w:t>— Ничего он не говорил. Он на меня так глянул, будто я спросил, почему вода мокрая. — Хольм закрыл папку. — Он был из тамошних, они это место с детства обходят. У нас, знаете, вечно так: спросишь местного — он объяснить не умеет, спросишь учёного — он там не был.</w:t>
+      </w:r>
+    </w:p>
+    <w:p>
+      <w:pPr>
+        <w:ind w:firstLine="709"/>
+        <w:jc w:val="both"/>
+      </w:pPr>
+      <w:r>
+        <w:t>Я хотела спросить ещё, и он это увидел.</w:t>
+      </w:r>
+    </w:p>
+    <w:p>
+      <w:pPr>
+        <w:ind w:firstLine="709"/>
+        <w:jc w:val="both"/>
+      </w:pPr>
       <w:r>
         <w:lastRenderedPageBreak/>
-        <w:t>обходят. У нас, знаете, вечно так: спросишь местного — он объяснить не умеет, спросишь учёного — он там не был.</w:t>
-      </w:r>
-    </w:p>
-    <w:p>
-      <w:pPr>
-        <w:ind w:firstLine="709"/>
-        <w:jc w:val="both"/>
-      </w:pPr>
-      <w:r>
-        <w:t>Я хотела спросить ещё, и он это увидел.</w:t>
-      </w:r>
-    </w:p>
-    <w:p>
-      <w:pPr>
-        <w:ind w:firstLine="709"/>
-        <w:jc w:val="both"/>
-      </w:pPr>
-      <w:r>
         <w:t>— Больше я вам ничего не скажу, потому что больше ничего не знаю, — сказал он спокойно. — Умных объяснений у меня нет. Есть белое пятно, честно подписанное. Так тоже можно.</w:t>
       </w:r>
     </w:p>
@@ -7419,25 +7619,25 @@
         <w:jc w:val="both"/>
       </w:pPr>
       <w:r>
+        <w:t>Магическая аттестация — прочерк, с примечанием: «не применимо, направление не требует».</w:t>
+      </w:r>
+    </w:p>
+    <w:p>
+      <w:pPr>
+        <w:ind w:firstLine="709"/>
+        <w:jc w:val="both"/>
+      </w:pPr>
+      <w:r>
+        <w:t>Рекомендация инструктора — пусто.</w:t>
+      </w:r>
+    </w:p>
+    <w:p>
+      <w:pPr>
+        <w:ind w:firstLine="709"/>
+        <w:jc w:val="both"/>
+      </w:pPr>
+      <w:r>
         <w:lastRenderedPageBreak/>
-        <w:t>Магическая аттестация — прочерк, с примечанием: «не применимо, направление не требует».</w:t>
-      </w:r>
-    </w:p>
-    <w:p>
-      <w:pPr>
-        <w:ind w:firstLine="709"/>
-        <w:jc w:val="both"/>
-      </w:pPr>
-      <w:r>
-        <w:t>Рекомендация инструктора — пусто.</w:t>
-      </w:r>
-    </w:p>
-    <w:p>
-      <w:pPr>
-        <w:ind w:firstLine="709"/>
-        <w:jc w:val="both"/>
-      </w:pPr>
-      <w:r>
         <w:t>Пустая строка выглядела так же, как в прошлый раз, и в позапрошлый, и осенью. Ровная линия, оставленная под подпись, и над ней ничего.</w:t>
       </w:r>
     </w:p>
@@ -7483,7 +7683,7 @@
         <w:jc w:val="both"/>
       </w:pPr>
       <w:r>
-        <w:t>Прочерк меня устраивал. Отклика у меня нет, разведывательному направлению он не требуется, и это официально записано на том же листе. Пустой оставалась другая строка. Её заполнял живой человек по своему усмотрению.</w:t>
+        <w:t xml:space="preserve">Прочерк меня устраивал. Магического отклика у меня нет, разведывательному направлению он не требуется, и это официально записано на том же листе. Пустой оставалась другая строка. Её заполнял живой человек по своему усмотрению.</w:t>
       </w:r>
     </w:p>
     <w:p>
@@ -7591,19 +7791,22 @@
         <w:jc w:val="both"/>
       </w:pPr>
       <w:r>
-        <w:t xml:space="preserve">— А седьмая ходит и смотрит. — Ирвин вернулся к окну и опять взялся за очки. — Я, знаете, всё хотел сказать… Жизнь сама течёт куда ей ниже. Это ей легко. А </w:t>
-      </w:r>
+        <w:t>— А седьмая ходит и смотрит. — Ирвин вернулся к окну и опять взялся за очки. — Я, знаете, всё хотел сказать… Жизнь сама течёт куда ей ниже. Это ей легко. А человеку иногда надо в другую сторону, и тогда он копает. Руками, чем ещё. Копает, копает… — Он подышал на стекло и замер с тряпкой в пальцах. — Глупость выходит: вода в гору всё равно не пойдёт. Ну, вы поняли, что я хотел</w:t>
+      </w:r>
+      <w:r>
+        <w:t xml:space="preserve"> сказать</w:t>
+      </w:r>
+      <w:r>
+        <w:t>.</w:t>
+      </w:r>
+    </w:p>
+    <w:p>
+      <w:pPr>
+        <w:ind w:firstLine="709"/>
+        <w:jc w:val="both"/>
+      </w:pPr>
       <w:r>
         <w:lastRenderedPageBreak/>
-        <w:t>человеку иногда надо в другую сторону, и тогда он копает. Руками, чем ещё. Копает, копает… — Он подышал на стекло и замер с тряпкой в пальцах. — Глупость выходит: вода в гору всё равно не пойдёт. Ну, вы поняли, что я хотел.</w:t>
-      </w:r>
-    </w:p>
-    <w:p>
-      <w:pPr>
-        <w:ind w:firstLine="709"/>
-        <w:jc w:val="both"/>
-      </w:pPr>
-      <w:r>
         <w:t>— Не уверена.</w:t>
       </w:r>
     </w:p>
@@ -7694,7 +7897,25 @@
         <w:jc w:val="both"/>
       </w:pPr>
       <w:r>
-        <w:t>«Сегодня после седьмого колокола, кабинет 2-14. Один.</w:t>
+        <w:t xml:space="preserve">«Сегодня после седьмого колокола, кабинет 2-14. </w:t>
+      </w:r>
+      <w:r>
+        <w:rPr>
+          <w:u w:val="single"/>
+        </w:rPr>
+        <w:t>Од</w:t>
+      </w:r>
+      <w:r>
+        <w:rPr>
+          <w:u w:val="single"/>
+        </w:rPr>
+        <w:t>на</w:t>
+      </w:r>
+      <w:r>
+        <w:rPr>
+          <w:u w:val="single"/>
+        </w:rPr>
+        <w:t>.</w:t>
       </w:r>
     </w:p>
     <w:p>
@@ -7721,16 +7942,28 @@
         <w:jc w:val="both"/>
       </w:pPr>
       <w:r>
-        <w:t>До седьмого колокола оставалось меньше колокола. Кабинет 2-14 — рабочий, там Варден проверяет тетради. Учащихся туда не вызывают, для этого существует аудитория.</w:t>
-      </w:r>
-    </w:p>
-    <w:p>
-      <w:pPr>
-        <w:ind w:firstLine="709"/>
-        <w:jc w:val="both"/>
-      </w:pPr>
-      <w:r>
-        <w:t>«Один» было подчёркнуто.</w:t>
+        <w:t xml:space="preserve">До седьмого колокола оставалось меньше </w:t>
+      </w:r>
+      <w:r>
+        <w:t>одного</w:t>
+      </w:r>
+      <w:r>
+        <w:t>. Кабинет 2-14 — рабочий, там Варден проверяет тетради. Учащихся туда не вызывают, для этого существует аудитория.</w:t>
+      </w:r>
+    </w:p>
+    <w:p>
+      <w:pPr>
+        <w:ind w:firstLine="709"/>
+        <w:jc w:val="both"/>
+      </w:pPr>
+      <w:r>
+        <w:t>«</w:t>
+      </w:r>
+      <w:r>
+        <w:t>Одна</w:t>
+      </w:r>
+      <w:r>
+        <w:t>» было подчёркнуто.</w:t>
       </w:r>
     </w:p>
     <w:p>
@@ -7775,25 +8008,25 @@
         <w:jc w:val="both"/>
       </w:pPr>
       <w:r>
+        <w:t>Ветер с залива поменялся и потянул снизу, от порта, и принёс запах дёгтя и жареного лука. Внизу, на третьем причале, всё ещё спорили о парусе.</w:t>
+      </w:r>
+    </w:p>
+    <w:p>
+      <w:pPr>
+        <w:ind w:firstLine="709"/>
+        <w:jc w:val="both"/>
+      </w:pPr>
+      <w:r>
+        <w:t>Я села на нижнюю ступень лестницы и стала ждать колокол.</w:t>
+      </w:r>
+    </w:p>
+    <w:p>
+      <w:pPr>
+        <w:ind w:firstLine="709"/>
+        <w:jc w:val="both"/>
+      </w:pPr>
+      <w:r>
         <w:lastRenderedPageBreak/>
-        <w:t>Ветер с залива поменялся и потянул снизу, от порта, и принёс запах дёгтя и жареного лука. Внизу, на третьем причале, всё ещё спорили о парусе.</w:t>
-      </w:r>
-    </w:p>
-    <w:p>
-      <w:pPr>
-        <w:ind w:firstLine="709"/>
-        <w:jc w:val="both"/>
-      </w:pPr>
-      <w:r>
-        <w:t>Я села на нижнюю ступень лестницы и стала ждать колокол.</w:t>
-      </w:r>
-    </w:p>
-    <w:p>
-      <w:pPr>
-        <w:ind w:firstLine="709"/>
-        <w:jc w:val="both"/>
-      </w:pPr>
-      <w:r>
         <w:t>Мимо прошли трое с первого года, потом Ирма с кем-то из своих, потом Хольм с папкой под мышкой. Он кивнул мне и не спросил, почему я сижу на ступенях в пятом колоколе.</w:t>
       </w:r>
     </w:p>
@@ -7821,7 +8054,13 @@
         <w:jc w:val="both"/>
       </w:pPr>
       <w:r>
-        <w:t xml:space="preserve">В сумке нашёлся свёрток Хельги — остывший, из бумаги пахло луком сильнее, чем когда он был тёплым. Я отломила край, пожевала, не разобрав вкуса, и завернула обратно. Хельга бы такое не засчитала.</w:t>
+        <w:t xml:space="preserve">В сумке нашёлся свёрток Хельги — остывший, из бумаги пахло луком сильнее, чем когда он был тёплым. Я отломила край, пожевала, не разобрав вкуса, и завернула обратно. Хельга бы такое </w:t>
+      </w:r>
+      <w:r>
+        <w:t xml:space="preserve">ужином </w:t>
+      </w:r>
+      <w:r>
+        <w:t>не засчитала.</w:t>
       </w:r>
     </w:p>
     <w:p>
@@ -7875,7 +8114,13 @@
         <w:jc w:val="both"/>
       </w:pPr>
       <w:r>
-        <w:t>Слово «один» подчёркнуто одной чертой, ровной, проведённой по линейке или очень твёрдой рукой. Варден не подчёркивал в тетрадях ничего и никогда: он писал на полях короткие слова, «нет», «мерили?», «откуда», и ни одной черты я от него не видела.</w:t>
+        <w:t>Слово «</w:t>
+      </w:r>
+      <w:r>
+        <w:t>одна</w:t>
+      </w:r>
+      <w:r>
+        <w:t>» подчёркнуто одной чертой, ровной, проведённой по линейке или очень твёрдой рукой. Варден не подчёркивал в тетрадях ничего и никогда: он писал на полях короткие слова, «нет», «мерили?», «откуда», и ни одной черты я от него не видела.</w:t>
       </w:r>
     </w:p>
     <w:p>
@@ -7911,7 +8156,13 @@
         <w:jc w:val="both"/>
       </w:pPr>
       <w:r>
-        <w:t>Из всего этого складывалось что-то, чего я не могла собрать, и голова продолжала перекладывать куски и так и эдак, как перекладывают части замка, когда знают, что деталь одна лишняя, но не знают какая.</w:t>
+        <w:t xml:space="preserve">Из всего этого складывалось что-то, чего я не могла собрать, и голова продолжала перекладывать куски и так и эдак, как перекладывают части </w:t>
+      </w:r>
+      <w:r>
+        <w:t>мозаики</w:t>
+      </w:r>
+      <w:r>
+        <w:t>, когда знают, что деталь одна лишняя, но не знают какая.</w:t>
       </w:r>
     </w:p>
     <w:p>
@@ -7929,8 +8180,7 @@
         <w:jc w:val="both"/>
       </w:pPr>
       <w:r>
-        <w:lastRenderedPageBreak/>
-        <w:t>Колокол ударил семь раз.</w:t>
+        <w:t xml:space="preserve">Колокол ударил семь раз.</w:t>
       </w:r>
     </w:p>
     <w:p>

--- a/Глава_01.docx
+++ b/Глава_01.docx
@@ -6162,19 +6162,7 @@
         <w:jc w:val="both"/>
       </w:pPr>
       <w:r>
-        <w:t xml:space="preserve">Агнис остановилась и повернулась ко мне. Она младше меня на два года и ниже почти на голову, и когда она вот так становится напротив и смотрит </w:t>
-      </w:r>
-      <w:r>
-        <w:t>«</w:t>
-      </w:r>
-      <w:r>
-        <w:t>снизу вверх</w:t>
-      </w:r>
-      <w:r>
-        <w:t>»</w:t>
-      </w:r>
-      <w:r>
-        <w:t>, спорить с ней почему-то труднее, чем с людьми выше меня.</w:t>
+        <w:t xml:space="preserve">Агнис остановилась и повернулась ко мне. Она младше меня на два года и ниже почти на голову, и когда она вот так становится напротив и смотрит снизу вверх, спорить с ней почему-то труднее, чем с людьми выше меня.</w:t>
       </w:r>
     </w:p>
     <w:p>
@@ -6709,7 +6697,16 @@
         <w:jc w:val="both"/>
       </w:pPr>
       <w:r>
-        <w:t>Потому что если это так, если состав держится ровно настолько, насколько в человеке есть чего отдать, — то ко мне это должно относиться тоже. Не в том смысле, что у меня хуже выходит. Через меня не проходит ничего вовсе.</w:t>
+        <w:t>Потому что если это так, если состав держится ровно настолько, насколько в человеке есть чего отдать, — то ко мне это должно относиться тоже. Не в том смысле, что у меня хуже выходит. Через меня не проходит ничего вовсе. И я не знаю, что это говорит про то, что во мне есть.</w:t>
+      </w:r>
+    </w:p>
+    <w:p>
+      <w:pPr>
+        <w:ind w:firstLine="709"/>
+        <w:jc w:val="both"/>
+      </w:pPr>
+      <w:r>
+        <w:t xml:space="preserve">Ничего это не говорит, конечно. Хольм тоже не ставит метку — и прочертил половину северо-восточной границы.</w:t>
       </w:r>
     </w:p>
     <w:p>
